--- a/Documentation/CyberShield_Project_Proposal.docx
+++ b/Documentation/CyberShield_Project_Proposal.docx
@@ -377,65 +377,6 @@
                 <w:szCs w:val="21"/>
               </w:rPr>
               <w:t>February 2026</w:t>
-            </w:r>
-          </w:p>
-        </w:tc>
-      </w:tr>
-      <w:tr>
-        <w:tc>
-          <w:tcPr>
-            <w:tcW w:w="2200" w:type="dxa"/>
-            <w:tcBorders>
-              <w:top w:val="single" w:sz="1" w:space="0" w:color="C5CDD9"/>
-              <w:left w:val="single" w:sz="1" w:space="0" w:color="C5CDD9"/>
-              <w:bottom w:val="single" w:sz="1" w:space="0" w:color="C5CDD9"/>
-              <w:right w:val="single" w:sz="1" w:space="0" w:color="C5CDD9"/>
-            </w:tcBorders>
-            <w:shd w:val="clear" w:color="auto" w:fill="D6EAF8"/>
-            <w:tcMar>
-              <w:top w:w="100" w:type="dxa"/>
-              <w:left w:w="130" w:type="dxa"/>
-              <w:bottom w:w="100" w:type="dxa"/>
-              <w:right w:w="130" w:type="dxa"/>
-            </w:tcMar>
-          </w:tcPr>
-          <w:p>
-            <w:r>
-              <w:rPr>
-                <w:b/>
-                <w:bCs/>
-                <w:color w:val="1A3557"/>
-                <w:sz w:val="21"/>
-                <w:szCs w:val="21"/>
-              </w:rPr>
-              <w:t>Version</w:t>
-            </w:r>
-          </w:p>
-        </w:tc>
-        <w:tc>
-          <w:tcPr>
-            <w:tcW w:w="7160" w:type="dxa"/>
-            <w:tcBorders>
-              <w:top w:val="single" w:sz="1" w:space="0" w:color="C5CDD9"/>
-              <w:left w:val="single" w:sz="1" w:space="0" w:color="C5CDD9"/>
-              <w:bottom w:val="single" w:sz="1" w:space="0" w:color="C5CDD9"/>
-              <w:right w:val="single" w:sz="1" w:space="0" w:color="C5CDD9"/>
-            </w:tcBorders>
-            <w:shd w:val="clear" w:color="auto" w:fill="FFFFFF"/>
-            <w:tcMar>
-              <w:top w:w="100" w:type="dxa"/>
-              <w:left w:w="130" w:type="dxa"/>
-              <w:bottom w:w="100" w:type="dxa"/>
-              <w:right w:w="130" w:type="dxa"/>
-            </w:tcMar>
-          </w:tcPr>
-          <w:p>
-            <w:r>
-              <w:rPr>
-                <w:sz w:val="21"/>
-                <w:szCs w:val="21"/>
-              </w:rPr>
-              <w:t>1.1 — Revised Draft</w:t>
             </w:r>
           </w:p>
         </w:tc>
@@ -1484,8 +1425,17 @@
                 <w:sz w:val="21"/>
                 <w:szCs w:val="21"/>
               </w:rPr>
-              <w:t>Android 7.0 (API 24)+</w:t>
-            </w:r>
+              <w:t xml:space="preserve">Android 7.0 (API </w:t>
+            </w:r>
+            <w:proofErr w:type="gramStart"/>
+            <w:r>
+              <w:rPr>
+                <w:sz w:val="21"/>
+                <w:szCs w:val="21"/>
+              </w:rPr>
+              <w:t>24)+</w:t>
+            </w:r>
+            <w:proofErr w:type="gramEnd"/>
           </w:p>
         </w:tc>
       </w:tr>
@@ -3571,450 +3521,465 @@
           <w:sz w:val="18"/>
           <w:szCs w:val="18"/>
         </w:rPr>
-        <w:t xml:space="preserve">lib/ ├── </w:t>
-      </w:r>
-      <w:proofErr w:type="spellStart"/>
-      <w:r>
+        <w:t>lib/</w:t>
+      </w:r>
+    </w:p>
+    <w:p>
+      <w:pPr>
+        <w:spacing w:before="60" w:after="60"/>
         <w:rPr>
           <w:rFonts w:ascii="Courier New" w:eastAsia="Courier New" w:hAnsi="Courier New" w:cs="Courier New"/>
           <w:sz w:val="18"/>
           <w:szCs w:val="18"/>
         </w:rPr>
-        <w:t>main.dart</w:t>
-      </w:r>
-      <w:proofErr w:type="spellEnd"/>
+      </w:pPr>
       <w:r>
         <w:rPr>
           <w:rFonts w:ascii="Courier New" w:eastAsia="Courier New" w:hAnsi="Courier New" w:cs="Courier New"/>
           <w:sz w:val="18"/>
           <w:szCs w:val="18"/>
         </w:rPr>
-        <w:t xml:space="preserve"> ├── app/ │   ├── models/ │   │   ├── </w:t>
-      </w:r>
-      <w:proofErr w:type="spellStart"/>
-      <w:r>
+        <w:t>└── main.dart</w:t>
+      </w:r>
+    </w:p>
+    <w:p>
+      <w:pPr>
+        <w:spacing w:before="60" w:after="60"/>
         <w:rPr>
           <w:rFonts w:ascii="Courier New" w:eastAsia="Courier New" w:hAnsi="Courier New" w:cs="Courier New"/>
           <w:sz w:val="18"/>
           <w:szCs w:val="18"/>
         </w:rPr>
-        <w:t>threat_advisory.dart</w:t>
-      </w:r>
-      <w:proofErr w:type="spellEnd"/>
+      </w:pPr>
       <w:r>
         <w:rPr>
           <w:rFonts w:ascii="Courier New" w:eastAsia="Courier New" w:hAnsi="Courier New" w:cs="Courier New"/>
           <w:sz w:val="18"/>
           <w:szCs w:val="18"/>
         </w:rPr>
-        <w:t xml:space="preserve"> │   │   ├── </w:t>
-      </w:r>
-      <w:proofErr w:type="spellStart"/>
-      <w:r>
+        <w:t>└── app/</w:t>
+      </w:r>
+    </w:p>
+    <w:p>
+      <w:pPr>
+        <w:spacing w:before="60" w:after="60"/>
         <w:rPr>
           <w:rFonts w:ascii="Courier New" w:eastAsia="Courier New" w:hAnsi="Courier New" w:cs="Courier New"/>
           <w:sz w:val="18"/>
           <w:szCs w:val="18"/>
         </w:rPr>
-        <w:t>user_profile.dart</w:t>
-      </w:r>
-      <w:proofErr w:type="spellEnd"/>
+      </w:pPr>
       <w:r>
         <w:rPr>
           <w:rFonts w:ascii="Courier New" w:eastAsia="Courier New" w:hAnsi="Courier New" w:cs="Courier New"/>
           <w:sz w:val="18"/>
           <w:szCs w:val="18"/>
         </w:rPr>
-        <w:t xml:space="preserve"> │   │   ├── </w:t>
-      </w:r>
-      <w:proofErr w:type="spellStart"/>
+        <w:t xml:space="preserve">    ├── </w:t>
+      </w:r>
+      <w:r>
+        <w:rPr>
+          <w:rFonts w:ascii="Segoe UI Emoji" w:eastAsia="Courier New" w:hAnsi="Segoe UI Emoji" w:cs="Segoe UI Emoji"/>
+          <w:sz w:val="18"/>
+          <w:szCs w:val="18"/>
+        </w:rPr>
+        <w:t>🗂️</w:t>
+      </w:r>
       <w:r>
         <w:rPr>
           <w:rFonts w:ascii="Courier New" w:eastAsia="Courier New" w:hAnsi="Courier New" w:cs="Courier New"/>
           <w:sz w:val="18"/>
           <w:szCs w:val="18"/>
         </w:rPr>
-        <w:t>knowledge_article.dart</w:t>
-      </w:r>
-      <w:proofErr w:type="spellEnd"/>
-      <w:r>
+        <w:t xml:space="preserve">  models/          (4 files)</w:t>
+      </w:r>
+    </w:p>
+    <w:p>
+      <w:pPr>
+        <w:spacing w:before="60" w:after="60"/>
         <w:rPr>
           <w:rFonts w:ascii="Courier New" w:eastAsia="Courier New" w:hAnsi="Courier New" w:cs="Courier New"/>
           <w:sz w:val="18"/>
           <w:szCs w:val="18"/>
         </w:rPr>
-        <w:t xml:space="preserve"> │   │   └── </w:t>
-      </w:r>
-      <w:proofErr w:type="spellStart"/>
+      </w:pPr>
       <w:r>
         <w:rPr>
           <w:rFonts w:ascii="Courier New" w:eastAsia="Courier New" w:hAnsi="Courier New" w:cs="Courier New"/>
           <w:sz w:val="18"/>
           <w:szCs w:val="18"/>
         </w:rPr>
-        <w:t>password_check_result.dart</w:t>
-      </w:r>
-      <w:proofErr w:type="spellEnd"/>
+        <w:t xml:space="preserve">    ├── </w:t>
+      </w:r>
+      <w:r>
+        <w:rPr>
+          <w:rFonts w:ascii="Segoe UI Emoji" w:eastAsia="Courier New" w:hAnsi="Segoe UI Emoji" w:cs="Segoe UI Emoji"/>
+          <w:sz w:val="18"/>
+          <w:szCs w:val="18"/>
+        </w:rPr>
+        <w:t>🎮</w:t>
+      </w:r>
       <w:r>
         <w:rPr>
           <w:rFonts w:ascii="Courier New" w:eastAsia="Courier New" w:hAnsi="Courier New" w:cs="Courier New"/>
           <w:sz w:val="18"/>
           <w:szCs w:val="18"/>
         </w:rPr>
-        <w:t xml:space="preserve"> │   ├── controllers/ │   │   ├── </w:t>
-      </w:r>
-      <w:proofErr w:type="spellStart"/>
-      <w:r>
+        <w:t xml:space="preserve"> controllers/      (5 files)</w:t>
+      </w:r>
+    </w:p>
+    <w:p>
+      <w:pPr>
+        <w:spacing w:before="60" w:after="60"/>
         <w:rPr>
           <w:rFonts w:ascii="Courier New" w:eastAsia="Courier New" w:hAnsi="Courier New" w:cs="Courier New"/>
           <w:sz w:val="18"/>
           <w:szCs w:val="18"/>
         </w:rPr>
-        <w:t>auth_controller.dart</w:t>
-      </w:r>
-      <w:proofErr w:type="spellEnd"/>
+      </w:pPr>
       <w:r>
         <w:rPr>
           <w:rFonts w:ascii="Courier New" w:eastAsia="Courier New" w:hAnsi="Courier New" w:cs="Courier New"/>
           <w:sz w:val="18"/>
           <w:szCs w:val="18"/>
         </w:rPr>
-        <w:t xml:space="preserve"> │   │   ├── </w:t>
-      </w:r>
-      <w:proofErr w:type="spellStart"/>
+        <w:t xml:space="preserve">    ├── </w:t>
+      </w:r>
+      <w:r>
+        <w:rPr>
+          <w:rFonts w:ascii="Segoe UI Emoji" w:eastAsia="Courier New" w:hAnsi="Segoe UI Emoji" w:cs="Segoe UI Emoji"/>
+          <w:sz w:val="18"/>
+          <w:szCs w:val="18"/>
+        </w:rPr>
+        <w:t>📱</w:t>
+      </w:r>
       <w:r>
         <w:rPr>
           <w:rFonts w:ascii="Courier New" w:eastAsia="Courier New" w:hAnsi="Courier New" w:cs="Courier New"/>
           <w:sz w:val="18"/>
           <w:szCs w:val="18"/>
         </w:rPr>
-        <w:t>threat_feed_controller.dart</w:t>
-      </w:r>
-      <w:proofErr w:type="spellEnd"/>
-      <w:r>
+        <w:t xml:space="preserve"> views/            (6 subfolders)</w:t>
+      </w:r>
+    </w:p>
+    <w:p>
+      <w:pPr>
+        <w:spacing w:before="60" w:after="60"/>
         <w:rPr>
           <w:rFonts w:ascii="Courier New" w:eastAsia="Courier New" w:hAnsi="Courier New" w:cs="Courier New"/>
           <w:sz w:val="18"/>
           <w:szCs w:val="18"/>
         </w:rPr>
-        <w:t xml:space="preserve"> │   │   ├── </w:t>
-      </w:r>
-      <w:proofErr w:type="spellStart"/>
+      </w:pPr>
       <w:r>
         <w:rPr>
           <w:rFonts w:ascii="Courier New" w:eastAsia="Courier New" w:hAnsi="Courier New" w:cs="Courier New"/>
           <w:sz w:val="18"/>
           <w:szCs w:val="18"/>
         </w:rPr>
-        <w:t>password_controller.dart</w:t>
-      </w:r>
-      <w:proofErr w:type="spellEnd"/>
-      <w:r>
+        <w:t xml:space="preserve">    │   ├── auth/</w:t>
+      </w:r>
+    </w:p>
+    <w:p>
+      <w:pPr>
+        <w:spacing w:before="60" w:after="60"/>
         <w:rPr>
           <w:rFonts w:ascii="Courier New" w:eastAsia="Courier New" w:hAnsi="Courier New" w:cs="Courier New"/>
           <w:sz w:val="18"/>
           <w:szCs w:val="18"/>
         </w:rPr>
-        <w:t xml:space="preserve"> │   │   ├── </w:t>
-      </w:r>
-      <w:proofErr w:type="spellStart"/>
+      </w:pPr>
       <w:r>
         <w:rPr>
           <w:rFonts w:ascii="Courier New" w:eastAsia="Courier New" w:hAnsi="Courier New" w:cs="Courier New"/>
           <w:sz w:val="18"/>
           <w:szCs w:val="18"/>
         </w:rPr>
-        <w:t>knowledge_controller.dart</w:t>
-      </w:r>
-      <w:proofErr w:type="spellEnd"/>
-      <w:r>
+        <w:t xml:space="preserve">    │   ├── home/</w:t>
+      </w:r>
+    </w:p>
+    <w:p>
+      <w:pPr>
+        <w:spacing w:before="60" w:after="60"/>
         <w:rPr>
           <w:rFonts w:ascii="Courier New" w:eastAsia="Courier New" w:hAnsi="Courier New" w:cs="Courier New"/>
           <w:sz w:val="18"/>
           <w:szCs w:val="18"/>
         </w:rPr>
-        <w:t xml:space="preserve"> │   │   └── </w:t>
-      </w:r>
-      <w:proofErr w:type="spellStart"/>
+      </w:pPr>
       <w:r>
         <w:rPr>
           <w:rFonts w:ascii="Courier New" w:eastAsia="Courier New" w:hAnsi="Courier New" w:cs="Courier New"/>
           <w:sz w:val="18"/>
           <w:szCs w:val="18"/>
         </w:rPr>
-        <w:t>notification_controller.dart</w:t>
-      </w:r>
-      <w:proofErr w:type="spellEnd"/>
-      <w:r>
+        <w:t xml:space="preserve">    │   ├── threat_feed/</w:t>
+      </w:r>
+    </w:p>
+    <w:p>
+      <w:pPr>
+        <w:spacing w:before="60" w:after="60"/>
         <w:rPr>
           <w:rFonts w:ascii="Courier New" w:eastAsia="Courier New" w:hAnsi="Courier New" w:cs="Courier New"/>
           <w:sz w:val="18"/>
           <w:szCs w:val="18"/>
         </w:rPr>
-        <w:t xml:space="preserve"> │   ├── views/ │   │   ├── auth/ │   │   ├── home/ │   │   ├── </w:t>
-      </w:r>
-      <w:proofErr w:type="spellStart"/>
+      </w:pPr>
       <w:r>
         <w:rPr>
           <w:rFonts w:ascii="Courier New" w:eastAsia="Courier New" w:hAnsi="Courier New" w:cs="Courier New"/>
           <w:sz w:val="18"/>
           <w:szCs w:val="18"/>
         </w:rPr>
-        <w:t>threat_feed</w:t>
-      </w:r>
-      <w:proofErr w:type="spellEnd"/>
-      <w:r>
+        <w:lastRenderedPageBreak/>
+        <w:t xml:space="preserve">    │   ├── password_checker/</w:t>
+      </w:r>
+    </w:p>
+    <w:p>
+      <w:pPr>
+        <w:spacing w:before="60" w:after="60"/>
         <w:rPr>
           <w:rFonts w:ascii="Courier New" w:eastAsia="Courier New" w:hAnsi="Courier New" w:cs="Courier New"/>
           <w:sz w:val="18"/>
           <w:szCs w:val="18"/>
         </w:rPr>
-        <w:t xml:space="preserve">/ │   │   ├── </w:t>
-      </w:r>
-      <w:proofErr w:type="spellStart"/>
+      </w:pPr>
       <w:r>
         <w:rPr>
           <w:rFonts w:ascii="Courier New" w:eastAsia="Courier New" w:hAnsi="Courier New" w:cs="Courier New"/>
           <w:sz w:val="18"/>
           <w:szCs w:val="18"/>
         </w:rPr>
-        <w:t>password_checker</w:t>
-      </w:r>
-      <w:proofErr w:type="spellEnd"/>
-      <w:r>
+        <w:t xml:space="preserve">    │   ├── knowledge_base/</w:t>
+      </w:r>
+    </w:p>
+    <w:p>
+      <w:pPr>
+        <w:spacing w:before="60" w:after="60"/>
         <w:rPr>
           <w:rFonts w:ascii="Courier New" w:eastAsia="Courier New" w:hAnsi="Courier New" w:cs="Courier New"/>
           <w:sz w:val="18"/>
           <w:szCs w:val="18"/>
         </w:rPr>
-        <w:t xml:space="preserve">/ │   │   ├── </w:t>
-      </w:r>
-      <w:proofErr w:type="spellStart"/>
+      </w:pPr>
       <w:r>
         <w:rPr>
           <w:rFonts w:ascii="Courier New" w:eastAsia="Courier New" w:hAnsi="Courier New" w:cs="Courier New"/>
           <w:sz w:val="18"/>
           <w:szCs w:val="18"/>
         </w:rPr>
-        <w:t>knowledge_base</w:t>
-      </w:r>
-      <w:proofErr w:type="spellEnd"/>
-      <w:r>
+        <w:t xml:space="preserve">    │   └── notifications/</w:t>
+      </w:r>
+    </w:p>
+    <w:p>
+      <w:pPr>
+        <w:spacing w:before="60" w:after="60"/>
         <w:rPr>
           <w:rFonts w:ascii="Courier New" w:eastAsia="Courier New" w:hAnsi="Courier New" w:cs="Courier New"/>
           <w:sz w:val="18"/>
           <w:szCs w:val="18"/>
         </w:rPr>
-        <w:t xml:space="preserve">/ │   │   └── notifications/ │   ├── bindings/ │   │   ├── </w:t>
-      </w:r>
-      <w:proofErr w:type="spellStart"/>
+      </w:pPr>
       <w:r>
         <w:rPr>
           <w:rFonts w:ascii="Courier New" w:eastAsia="Courier New" w:hAnsi="Courier New" w:cs="Courier New"/>
           <w:sz w:val="18"/>
           <w:szCs w:val="18"/>
         </w:rPr>
-        <w:t>home_binding.dart</w:t>
-      </w:r>
-      <w:proofErr w:type="spellEnd"/>
+        <w:t xml:space="preserve">    ├── </w:t>
+      </w:r>
+      <w:r>
+        <w:rPr>
+          <w:rFonts w:ascii="Segoe UI Emoji" w:eastAsia="Courier New" w:hAnsi="Segoe UI Emoji" w:cs="Segoe UI Emoji"/>
+          <w:sz w:val="18"/>
+          <w:szCs w:val="18"/>
+        </w:rPr>
+        <w:t>🔗</w:t>
+      </w:r>
       <w:r>
         <w:rPr>
           <w:rFonts w:ascii="Courier New" w:eastAsia="Courier New" w:hAnsi="Courier New" w:cs="Courier New"/>
           <w:sz w:val="18"/>
           <w:szCs w:val="18"/>
         </w:rPr>
-        <w:t xml:space="preserve"> │   │   ├── </w:t>
-      </w:r>
-      <w:proofErr w:type="spellStart"/>
-      <w:r>
+        <w:t xml:space="preserve"> bindings/         (3 files)</w:t>
+      </w:r>
+    </w:p>
+    <w:p>
+      <w:pPr>
+        <w:spacing w:before="60" w:after="60"/>
         <w:rPr>
           <w:rFonts w:ascii="Courier New" w:eastAsia="Courier New" w:hAnsi="Courier New" w:cs="Courier New"/>
           <w:sz w:val="18"/>
           <w:szCs w:val="18"/>
-        </w:rPr>
-        <w:t>auth_binding.dart</w:t>
-      </w:r>
-      <w:proofErr w:type="spellEnd"/>
+          <w:lang w:val="fr-FR"/>
+        </w:rPr>
+      </w:pPr>
       <w:r>
         <w:rPr>
           <w:rFonts w:ascii="Courier New" w:eastAsia="Courier New" w:hAnsi="Courier New" w:cs="Courier New"/>
           <w:sz w:val="18"/>
           <w:szCs w:val="18"/>
         </w:rPr>
-        <w:t xml:space="preserve"> │   │   └── </w:t>
-      </w:r>
-      <w:proofErr w:type="spellStart"/>
+        <w:t xml:space="preserve">    </w:t>
+      </w:r>
       <w:r>
         <w:rPr>
           <w:rFonts w:ascii="Courier New" w:eastAsia="Courier New" w:hAnsi="Courier New" w:cs="Courier New"/>
           <w:sz w:val="18"/>
           <w:szCs w:val="18"/>
-        </w:rPr>
-        <w:t>profile_binding.dart</w:t>
-      </w:r>
-      <w:proofErr w:type="spellEnd"/>
+          <w:lang w:val="fr-FR"/>
+        </w:rPr>
+        <w:t xml:space="preserve">├── </w:t>
+      </w:r>
+      <w:r>
+        <w:rPr>
+          <w:rFonts w:ascii="Segoe UI Emoji" w:eastAsia="Courier New" w:hAnsi="Segoe UI Emoji" w:cs="Segoe UI Emoji"/>
+          <w:sz w:val="18"/>
+          <w:szCs w:val="18"/>
+        </w:rPr>
+        <w:t>🧭</w:t>
+      </w:r>
       <w:r>
         <w:rPr>
           <w:rFonts w:ascii="Courier New" w:eastAsia="Courier New" w:hAnsi="Courier New" w:cs="Courier New"/>
           <w:sz w:val="18"/>
           <w:szCs w:val="18"/>
-        </w:rPr>
-        <w:t xml:space="preserve"> │   ├── routes/ │   │   ├── </w:t>
-      </w:r>
-      <w:proofErr w:type="spellStart"/>
-      <w:r>
+          <w:lang w:val="fr-FR"/>
+        </w:rPr>
+        <w:t xml:space="preserve"> routes/           (2 files)</w:t>
+      </w:r>
+    </w:p>
+    <w:p>
+      <w:pPr>
+        <w:spacing w:before="60" w:after="60"/>
         <w:rPr>
           <w:rFonts w:ascii="Courier New" w:eastAsia="Courier New" w:hAnsi="Courier New" w:cs="Courier New"/>
           <w:sz w:val="18"/>
           <w:szCs w:val="18"/>
-        </w:rPr>
-        <w:t>app_routes.dart</w:t>
-      </w:r>
-      <w:proofErr w:type="spellEnd"/>
+          <w:lang w:val="fr-FR"/>
+        </w:rPr>
+      </w:pPr>
       <w:r>
         <w:rPr>
           <w:rFonts w:ascii="Courier New" w:eastAsia="Courier New" w:hAnsi="Courier New" w:cs="Courier New"/>
           <w:sz w:val="18"/>
           <w:szCs w:val="18"/>
-        </w:rPr>
-        <w:t xml:space="preserve"> │   │   └── </w:t>
-      </w:r>
-      <w:proofErr w:type="spellStart"/>
+          <w:lang w:val="fr-FR"/>
+        </w:rPr>
+        <w:t xml:space="preserve">    ├── </w:t>
+      </w:r>
+      <w:r>
+        <w:rPr>
+          <w:rFonts w:ascii="Segoe UI Emoji" w:eastAsia="Courier New" w:hAnsi="Segoe UI Emoji" w:cs="Segoe UI Emoji"/>
+          <w:sz w:val="18"/>
+          <w:szCs w:val="18"/>
+          <w:lang w:val="fr-FR"/>
+        </w:rPr>
+        <w:t>⚙</w:t>
+      </w:r>
+      <w:r>
+        <w:rPr>
+          <w:rFonts w:ascii="Segoe UI Emoji" w:eastAsia="Courier New" w:hAnsi="Segoe UI Emoji" w:cs="Segoe UI Emoji"/>
+          <w:sz w:val="18"/>
+          <w:szCs w:val="18"/>
+        </w:rPr>
+        <w:t>️</w:t>
+      </w:r>
       <w:r>
         <w:rPr>
           <w:rFonts w:ascii="Courier New" w:eastAsia="Courier New" w:hAnsi="Courier New" w:cs="Courier New"/>
           <w:sz w:val="18"/>
           <w:szCs w:val="18"/>
-        </w:rPr>
-        <w:t>app_pages.dart</w:t>
-      </w:r>
-      <w:proofErr w:type="spellEnd"/>
+          <w:lang w:val="fr-FR"/>
+        </w:rPr>
+        <w:t xml:space="preserve"> services/        </w:t>
+      </w:r>
       <w:r>
         <w:rPr>
           <w:rFonts w:ascii="Courier New" w:eastAsia="Courier New" w:hAnsi="Courier New" w:cs="Courier New"/>
           <w:sz w:val="18"/>
           <w:szCs w:val="18"/>
-        </w:rPr>
-        <w:t xml:space="preserve"> │   ├── services/ │   │   ├── </w:t>
-      </w:r>
-      <w:proofErr w:type="spellStart"/>
+          <w:lang w:val="fr-FR"/>
+        </w:rPr>
+        <w:t xml:space="preserve"> </w:t>
+      </w:r>
       <w:r>
         <w:rPr>
           <w:rFonts w:ascii="Courier New" w:eastAsia="Courier New" w:hAnsi="Courier New" w:cs="Courier New"/>
           <w:sz w:val="18"/>
           <w:szCs w:val="18"/>
-        </w:rPr>
-        <w:t>api_service.dart</w:t>
-      </w:r>
-      <w:proofErr w:type="spellEnd"/>
-      <w:r>
+          <w:lang w:val="fr-FR"/>
+        </w:rPr>
+        <w:t>(4 files)</w:t>
+      </w:r>
+    </w:p>
+    <w:p>
+      <w:pPr>
+        <w:spacing w:before="60" w:after="60"/>
         <w:rPr>
           <w:rFonts w:ascii="Courier New" w:eastAsia="Courier New" w:hAnsi="Courier New" w:cs="Courier New"/>
           <w:sz w:val="18"/>
           <w:szCs w:val="18"/>
-        </w:rPr>
-        <w:t xml:space="preserve">        (Dio client) │   │   ├── </w:t>
-      </w:r>
-      <w:proofErr w:type="spellStart"/>
+          <w:lang w:val="fr-FR"/>
+        </w:rPr>
+      </w:pPr>
       <w:r>
         <w:rPr>
           <w:rFonts w:ascii="Courier New" w:eastAsia="Courier New" w:hAnsi="Courier New" w:cs="Courier New"/>
           <w:sz w:val="18"/>
           <w:szCs w:val="18"/>
-        </w:rPr>
-        <w:t>auth_service.dart</w:t>
-      </w:r>
-      <w:proofErr w:type="spellEnd"/>
+          <w:lang w:val="fr-FR"/>
+        </w:rPr>
+        <w:t xml:space="preserve">    └── </w:t>
+      </w:r>
+      <w:r>
+        <w:rPr>
+          <w:rFonts w:ascii="Segoe UI Emoji" w:eastAsia="Courier New" w:hAnsi="Segoe UI Emoji" w:cs="Segoe UI Emoji"/>
+          <w:sz w:val="18"/>
+          <w:szCs w:val="18"/>
+        </w:rPr>
+        <w:t>🛠️</w:t>
+      </w:r>
       <w:r>
         <w:rPr>
           <w:rFonts w:ascii="Courier New" w:eastAsia="Courier New" w:hAnsi="Courier New" w:cs="Courier New"/>
           <w:sz w:val="18"/>
           <w:szCs w:val="18"/>
-        </w:rPr>
-        <w:t xml:space="preserve">       (Firebase Auth) │   │   ├── </w:t>
-      </w:r>
-      <w:proofErr w:type="spellStart"/>
-      <w:r>
+          <w:lang w:val="fr-FR"/>
+        </w:rPr>
+        <w:t xml:space="preserve"> utils/            (3 files)</w:t>
+      </w:r>
+    </w:p>
+    <w:p>
+      <w:pPr>
         <w:rPr>
           <w:rFonts w:ascii="Courier New" w:eastAsia="Courier New" w:hAnsi="Courier New" w:cs="Courier New"/>
           <w:sz w:val="18"/>
           <w:szCs w:val="18"/>
-        </w:rPr>
-        <w:t>notification_service.dart</w:t>
-      </w:r>
-      <w:proofErr w:type="spellEnd"/>
+          <w:lang w:val="fr-FR"/>
+        </w:rPr>
+      </w:pPr>
       <w:r>
         <w:rPr>
           <w:rFonts w:ascii="Courier New" w:eastAsia="Courier New" w:hAnsi="Courier New" w:cs="Courier New"/>
           <w:sz w:val="18"/>
           <w:szCs w:val="18"/>
-        </w:rPr>
-        <w:t xml:space="preserve"> (FCM) │   │   └── </w:t>
-      </w:r>
-      <w:proofErr w:type="spellStart"/>
-      <w:r>
+          <w:lang w:val="fr-FR"/>
+        </w:rPr>
+        <w:br w:type="page"/>
+      </w:r>
+    </w:p>
+    <w:p>
+      <w:pPr>
+        <w:spacing w:before="60" w:after="60"/>
         <w:rPr>
           <w:rFonts w:ascii="Courier New" w:eastAsia="Courier New" w:hAnsi="Courier New" w:cs="Courier New"/>
           <w:sz w:val="18"/>
           <w:szCs w:val="18"/>
-        </w:rPr>
-        <w:t>storage_service.dart</w:t>
-      </w:r>
-      <w:proofErr w:type="spellEnd"/>
-      <w:r>
-        <w:rPr>
-          <w:rFonts w:ascii="Courier New" w:eastAsia="Courier New" w:hAnsi="Courier New" w:cs="Courier New"/>
-          <w:sz w:val="18"/>
-          <w:szCs w:val="18"/>
-        </w:rPr>
-        <w:t xml:space="preserve">    (Hive) │   └── utils/ │       ├── </w:t>
-      </w:r>
-      <w:proofErr w:type="spellStart"/>
-      <w:r>
-        <w:rPr>
-          <w:rFonts w:ascii="Courier New" w:eastAsia="Courier New" w:hAnsi="Courier New" w:cs="Courier New"/>
-          <w:sz w:val="18"/>
-          <w:szCs w:val="18"/>
-        </w:rPr>
-        <w:t>constants.dart</w:t>
-      </w:r>
-      <w:proofErr w:type="spellEnd"/>
-      <w:r>
-        <w:rPr>
-          <w:rFonts w:ascii="Courier New" w:eastAsia="Courier New" w:hAnsi="Courier New" w:cs="Courier New"/>
-          <w:sz w:val="18"/>
-          <w:szCs w:val="18"/>
-        </w:rPr>
-        <w:t xml:space="preserve"> │       ├── </w:t>
-      </w:r>
-      <w:proofErr w:type="spellStart"/>
-      <w:r>
-        <w:rPr>
-          <w:rFonts w:ascii="Courier New" w:eastAsia="Courier New" w:hAnsi="Courier New" w:cs="Courier New"/>
-          <w:sz w:val="18"/>
-          <w:szCs w:val="18"/>
-        </w:rPr>
-        <w:t>validators.dart</w:t>
-      </w:r>
-      <w:proofErr w:type="spellEnd"/>
-      <w:r>
-        <w:rPr>
-          <w:rFonts w:ascii="Courier New" w:eastAsia="Courier New" w:hAnsi="Courier New" w:cs="Courier New"/>
-          <w:sz w:val="18"/>
-          <w:szCs w:val="18"/>
-        </w:rPr>
-        <w:t xml:space="preserve"> │       └── </w:t>
-      </w:r>
-      <w:proofErr w:type="spellStart"/>
-      <w:r>
-        <w:rPr>
-          <w:rFonts w:ascii="Courier New" w:eastAsia="Courier New" w:hAnsi="Courier New" w:cs="Courier New"/>
-          <w:sz w:val="18"/>
-          <w:szCs w:val="18"/>
-        </w:rPr>
-        <w:t>password_analyzer.dart</w:t>
-      </w:r>
-      <w:proofErr w:type="spellEnd"/>
+          <w:lang w:val="fr-FR"/>
+        </w:rPr>
+      </w:pPr>
     </w:p>
     <w:tbl>
       <w:tblPr>
@@ -4068,7 +4033,6 @@
                 <w:sz w:val="26"/>
                 <w:szCs w:val="26"/>
               </w:rPr>
-              <w:lastRenderedPageBreak/>
               <w:t>06</w:t>
             </w:r>
           </w:p>
@@ -5413,21 +5377,7 @@
           <w:sz w:val="21"/>
           <w:szCs w:val="21"/>
         </w:rPr>
-        <w:t>The app uses connectivity_plus to detect online/offline state and relies on Hive to keep previously loaded threat advisories and knowledge-</w:t>
-      </w:r>
-      <w:r>
-        <w:rPr>
-          <w:sz w:val="21"/>
-          <w:szCs w:val="21"/>
-        </w:rPr>
-        <w:t>based</w:t>
-      </w:r>
-      <w:r>
-        <w:rPr>
-          <w:sz w:val="21"/>
-          <w:szCs w:val="21"/>
-        </w:rPr>
-        <w:t xml:space="preserve"> content available offline. When the user opens a screen or performs pull-to-refresh, the app attempts to fetch fresh data, updates the local cache, and falls back to cached content when the network is unavailable. This keeps the offline experience reliable without depending on scheduled background execution.</w:t>
+        <w:t>The app uses connectivity_plus to detect online/offline state and relies on Hive to keep previously loaded threat advisories and knowledge-based content available offline. When the user opens a screen or performs pull-to-refresh, the app attempts to fetch fresh data, updates the local cache, and falls back to cached content when the network is unavailable. This keeps the offline experience reliable without depending on scheduled background execution.</w:t>
       </w:r>
       <w:r>
         <w:br w:type="page"/>
@@ -7614,16 +7564,6 @@
         <w:szCs w:val="18"/>
       </w:rPr>
       <w:tab/>
-    </w:r>
-    <w:r>
-      <w:rPr>
-        <w:b/>
-        <w:bCs/>
-        <w:color w:val="C0392B"/>
-        <w:sz w:val="18"/>
-        <w:szCs w:val="18"/>
-      </w:rPr>
-      <w:t>CONFIDENTIAL</w:t>
     </w:r>
   </w:p>
 </w:hdr>
